--- a/bin/img/Bao_Cao_TienLen.docx
+++ b/bin/img/Bao_Cao_TienLen.docx
@@ -4725,8 +4725,8 @@
           <w:lang w:val="en-US"/>
         </w:rPr>
       </w:pPr>
-      <w:bookmarkStart w:id="1" w:name="_Toc19360"/>
-      <w:bookmarkStart w:id="2" w:name="_Toc18425"/>
+      <w:bookmarkStart w:id="1" w:name="_Toc18425"/>
+      <w:bookmarkStart w:id="2" w:name="_Toc19360"/>
       <w:r>
         <w:rPr>
           <w:rFonts w:hint="default"/>
@@ -5135,9 +5135,9 @@
           <w:lang w:val="en-US"/>
         </w:rPr>
       </w:pPr>
-      <w:bookmarkStart w:id="3" w:name="_Toc32404"/>
-      <w:bookmarkStart w:id="4" w:name="_Toc30675"/>
-      <w:bookmarkStart w:id="5" w:name="_Toc4025"/>
+      <w:bookmarkStart w:id="3" w:name="_Toc4025"/>
+      <w:bookmarkStart w:id="4" w:name="_Toc32404"/>
+      <w:bookmarkStart w:id="5" w:name="_Toc30675"/>
       <w:r>
         <w:rPr>
           <w:rFonts w:hint="default"/>
@@ -5257,8 +5257,8 @@
           <w:lang w:val="en-US" w:eastAsia="zh-CN" w:bidi="ar"/>
         </w:rPr>
       </w:pPr>
-      <w:bookmarkStart w:id="6" w:name="_Toc16804"/>
-      <w:bookmarkStart w:id="7" w:name="_Toc29728"/>
+      <w:bookmarkStart w:id="6" w:name="_Toc29728"/>
+      <w:bookmarkStart w:id="7" w:name="_Toc16804"/>
       <w:bookmarkStart w:id="8" w:name="_Toc4514"/>
       <w:r>
         <w:rPr>
@@ -25727,6 +25727,130 @@
         <w:jc w:val="left"/>
         <w:textAlignment w:val="auto"/>
         <w:rPr>
+          <w:rFonts w:hint="default" w:eastAsia="ff1"/>
+          <w:b w:val="0"/>
+          <w:bCs w:val="0"/>
+          <w:i w:val="0"/>
+          <w:iCs w:val="0"/>
+          <w:caps w:val="0"/>
+          <w:color w:val="000000"/>
+          <w:spacing w:val="0"/>
+          <w:kern w:val="0"/>
+          <w:sz w:val="28"/>
+          <w:szCs w:val="28"/>
+          <w:shd w:val="clear" w:fill="FFFFFF"/>
+          <w:lang w:val="vi-VN" w:eastAsia="zh-CN"/>
+        </w:rPr>
+      </w:pPr>
+      <w:r>
+        <w:rPr>
+          <w:rFonts w:hint="default" w:eastAsia="ff1"/>
+          <w:b w:val="0"/>
+          <w:bCs w:val="0"/>
+          <w:i w:val="0"/>
+          <w:iCs w:val="0"/>
+          <w:caps w:val="0"/>
+          <w:color w:val="000000"/>
+          <w:spacing w:val="0"/>
+          <w:kern w:val="0"/>
+          <w:sz w:val="28"/>
+          <w:szCs w:val="28"/>
+          <w:shd w:val="clear" w:fill="FFFFFF"/>
+          <w:lang w:val="vi-VN" w:eastAsia="zh-CN"/>
+        </w:rPr>
+        <w:t>+ Gửi dữ liệu tới các client để cập nhật nếu client đó có liên quan tới dữ liệu đó</w:t>
+      </w:r>
+    </w:p>
+    <w:p>
+      <w:pPr>
+        <w:keepNext w:val="0"/>
+        <w:keepLines w:val="0"/>
+        <w:pageBreakBefore w:val="0"/>
+        <w:widowControl/>
+        <w:suppressLineNumbers w:val="0"/>
+        <w:pBdr>
+          <w:top w:val="none" w:color="auto" w:sz="0" w:space="0"/>
+          <w:left w:val="none" w:color="auto" w:sz="0" w:space="0"/>
+          <w:bottom w:val="none" w:color="auto" w:sz="0" w:space="0"/>
+          <w:right w:val="none" w:color="auto" w:sz="0" w:space="0"/>
+        </w:pBdr>
+        <w:shd w:val="clear" w:fill="FFFFFF"/>
+        <w:kinsoku/>
+        <w:wordWrap/>
+        <w:overflowPunct/>
+        <w:topLinePunct w:val="0"/>
+        <w:autoSpaceDE/>
+        <w:autoSpaceDN/>
+        <w:bidi w:val="0"/>
+        <w:adjustRightInd/>
+        <w:snapToGrid/>
+        <w:spacing w:before="0" w:beforeAutospacing="0" w:after="0" w:afterAutospacing="0" w:line="336" w:lineRule="auto"/>
+        <w:ind w:left="0" w:right="0" w:firstLine="0"/>
+        <w:jc w:val="left"/>
+        <w:textAlignment w:val="auto"/>
+        <w:rPr>
+          <w:rFonts w:hint="default" w:eastAsia="ff1"/>
+          <w:b w:val="0"/>
+          <w:bCs w:val="0"/>
+          <w:i w:val="0"/>
+          <w:iCs w:val="0"/>
+          <w:caps w:val="0"/>
+          <w:color w:val="000000"/>
+          <w:spacing w:val="0"/>
+          <w:kern w:val="0"/>
+          <w:sz w:val="28"/>
+          <w:szCs w:val="28"/>
+          <w:shd w:val="clear" w:fill="FFFFFF"/>
+          <w:lang w:val="vi-VN" w:eastAsia="zh-CN"/>
+        </w:rPr>
+      </w:pPr>
+      <w:r>
+        <w:rPr>
+          <w:rFonts w:hint="default" w:eastAsia="ff1"/>
+          <w:b w:val="0"/>
+          <w:bCs w:val="0"/>
+          <w:i w:val="0"/>
+          <w:iCs w:val="0"/>
+          <w:caps w:val="0"/>
+          <w:color w:val="000000"/>
+          <w:spacing w:val="0"/>
+          <w:kern w:val="0"/>
+          <w:sz w:val="28"/>
+          <w:szCs w:val="28"/>
+          <w:shd w:val="clear" w:fill="FFFFFF"/>
+          <w:lang w:val="vi-VN" w:eastAsia="zh-CN"/>
+        </w:rPr>
+        <w:t>+ Sử lý đăng nhập, đăng ký</w:t>
+      </w:r>
+    </w:p>
+    <w:p>
+      <w:pPr>
+        <w:keepNext w:val="0"/>
+        <w:keepLines w:val="0"/>
+        <w:pageBreakBefore w:val="0"/>
+        <w:widowControl/>
+        <w:suppressLineNumbers w:val="0"/>
+        <w:pBdr>
+          <w:top w:val="none" w:color="auto" w:sz="0" w:space="0"/>
+          <w:left w:val="none" w:color="auto" w:sz="0" w:space="0"/>
+          <w:bottom w:val="none" w:color="auto" w:sz="0" w:space="0"/>
+          <w:right w:val="none" w:color="auto" w:sz="0" w:space="0"/>
+        </w:pBdr>
+        <w:shd w:val="clear" w:fill="FFFFFF"/>
+        <w:kinsoku/>
+        <w:wordWrap/>
+        <w:overflowPunct/>
+        <w:topLinePunct w:val="0"/>
+        <w:autoSpaceDE/>
+        <w:autoSpaceDN/>
+        <w:bidi w:val="0"/>
+        <w:adjustRightInd/>
+        <w:snapToGrid/>
+        <w:spacing w:before="0" w:beforeAutospacing="0" w:after="0" w:afterAutospacing="0" w:line="336" w:lineRule="auto"/>
+        <w:ind w:left="0" w:right="0" w:firstLine="0"/>
+        <w:jc w:val="left"/>
+        <w:textAlignment w:val="auto"/>
+        <w:rPr>
           <w:rFonts w:hint="default" w:ascii="Times New Roman" w:hAnsi="Times New Roman" w:eastAsia="ff1"/>
           <w:b w:val="0"/>
           <w:bCs w:val="0"/>
@@ -26235,7 +26359,7 @@
           <w:sz w:val="28"/>
           <w:szCs w:val="28"/>
           <w:shd w:val="clear" w:fill="FFFFFF"/>
-          <w:lang w:val="en-US" w:eastAsia="zh-CN"/>
+          <w:lang w:val="vi-VN" w:eastAsia="zh-CN"/>
         </w:rPr>
       </w:pPr>
       <w:r>
@@ -26254,6 +26378,86 @@
           <w:shd w:val="clear" w:fill="FFFFFF"/>
           <w:lang w:val="en-US" w:eastAsia="zh-CN"/>
         </w:rPr>
+        <w:t>+ Ch</w:t>
+      </w:r>
+      <w:r>
+        <w:rPr>
+          <w:rFonts w:hint="default" w:eastAsia="ff1"/>
+          <w:b w:val="0"/>
+          <w:bCs w:val="0"/>
+          <w:i w:val="0"/>
+          <w:iCs w:val="0"/>
+          <w:caps w:val="0"/>
+          <w:color w:val="000000"/>
+          <w:spacing w:val="0"/>
+          <w:kern w:val="0"/>
+          <w:sz w:val="28"/>
+          <w:szCs w:val="28"/>
+          <w:shd w:val="clear" w:fill="FFFFFF"/>
+          <w:lang w:val="vi-VN" w:eastAsia="zh-CN"/>
+        </w:rPr>
+        <w:t>ức năng đánh bài, bỏ lượt</w:t>
+      </w:r>
+    </w:p>
+    <w:p>
+      <w:pPr>
+        <w:keepNext w:val="0"/>
+        <w:keepLines w:val="0"/>
+        <w:pageBreakBefore w:val="0"/>
+        <w:widowControl/>
+        <w:suppressLineNumbers w:val="0"/>
+        <w:pBdr>
+          <w:top w:val="none" w:color="auto" w:sz="0" w:space="0"/>
+          <w:left w:val="none" w:color="auto" w:sz="0" w:space="0"/>
+          <w:bottom w:val="none" w:color="auto" w:sz="0" w:space="0"/>
+          <w:right w:val="none" w:color="auto" w:sz="0" w:space="0"/>
+        </w:pBdr>
+        <w:shd w:val="clear" w:fill="FFFFFF"/>
+        <w:kinsoku/>
+        <w:wordWrap/>
+        <w:overflowPunct/>
+        <w:topLinePunct w:val="0"/>
+        <w:autoSpaceDE/>
+        <w:autoSpaceDN/>
+        <w:bidi w:val="0"/>
+        <w:adjustRightInd/>
+        <w:snapToGrid/>
+        <w:spacing w:before="0" w:beforeAutospacing="0" w:after="0" w:afterAutospacing="0" w:line="312" w:lineRule="auto"/>
+        <w:ind w:left="0" w:right="0" w:firstLine="0"/>
+        <w:jc w:val="left"/>
+        <w:textAlignment w:val="auto"/>
+        <w:rPr>
+          <w:rFonts w:hint="default" w:eastAsia="ff1"/>
+          <w:b w:val="0"/>
+          <w:bCs w:val="0"/>
+          <w:i w:val="0"/>
+          <w:iCs w:val="0"/>
+          <w:caps w:val="0"/>
+          <w:color w:val="000000"/>
+          <w:spacing w:val="0"/>
+          <w:kern w:val="0"/>
+          <w:sz w:val="28"/>
+          <w:szCs w:val="28"/>
+          <w:shd w:val="clear" w:fill="FFFFFF"/>
+          <w:lang w:val="en-US" w:eastAsia="zh-CN"/>
+        </w:rPr>
+      </w:pPr>
+      <w:r>
+        <w:rPr>
+          <w:rFonts w:hint="default" w:eastAsia="ff1"/>
+          <w:b w:val="0"/>
+          <w:bCs w:val="0"/>
+          <w:i w:val="0"/>
+          <w:iCs w:val="0"/>
+          <w:caps w:val="0"/>
+          <w:color w:val="000000"/>
+          <w:spacing w:val="0"/>
+          <w:kern w:val="0"/>
+          <w:sz w:val="28"/>
+          <w:szCs w:val="28"/>
+          <w:shd w:val="clear" w:fill="FFFFFF"/>
+          <w:lang w:val="en-US" w:eastAsia="zh-CN"/>
+        </w:rPr>
         <w:t>+ Thiết kế giao diện phía Client</w:t>
       </w:r>
     </w:p>
@@ -26992,6 +27196,859 @@
           <w:lang w:val="en-US" w:eastAsia="zh-CN" w:bidi="ar"/>
         </w:rPr>
         <w:t>- Khi người dùng nhấp vào phòng thì Client gửi đến Server kiểm tra phòng đó có đủ người hay chưa nếu phòng còn trống thì người dùng sẽ được đưa vào phòng đó để bắt đầu trò chơi</w:t>
+      </w:r>
+    </w:p>
+    <w:p>
+      <w:pPr>
+        <w:keepNext w:val="0"/>
+        <w:keepLines w:val="0"/>
+        <w:pageBreakBefore w:val="0"/>
+        <w:widowControl/>
+        <w:suppressLineNumbers w:val="0"/>
+        <w:pBdr>
+          <w:top w:val="none" w:color="auto" w:sz="0" w:space="0"/>
+          <w:left w:val="none" w:color="auto" w:sz="0" w:space="0"/>
+          <w:bottom w:val="none" w:color="auto" w:sz="0" w:space="0"/>
+          <w:right w:val="none" w:color="auto" w:sz="0" w:space="0"/>
+        </w:pBdr>
+        <w:shd w:val="clear" w:fill="FFFFFF"/>
+        <w:kinsoku/>
+        <w:wordWrap/>
+        <w:overflowPunct/>
+        <w:topLinePunct w:val="0"/>
+        <w:autoSpaceDE/>
+        <w:autoSpaceDN/>
+        <w:bidi w:val="0"/>
+        <w:adjustRightInd/>
+        <w:snapToGrid/>
+        <w:spacing w:before="0" w:beforeAutospacing="0" w:after="0" w:afterAutospacing="0" w:line="26" w:lineRule="atLeast"/>
+        <w:ind w:left="0" w:right="0" w:firstLine="0"/>
+        <w:jc w:val="left"/>
+        <w:textAlignment w:val="auto"/>
+        <w:rPr>
+          <w:rFonts w:hint="default" w:eastAsia="ff1" w:cs="Times New Roman"/>
+          <w:b w:val="0"/>
+          <w:bCs w:val="0"/>
+          <w:i w:val="0"/>
+          <w:iCs w:val="0"/>
+          <w:caps w:val="0"/>
+          <w:color w:val="000000"/>
+          <w:spacing w:val="0"/>
+          <w:kern w:val="0"/>
+          <w:sz w:val="28"/>
+          <w:szCs w:val="28"/>
+          <w:shd w:val="clear" w:fill="FFFFFF"/>
+          <w:lang w:val="en-US" w:eastAsia="zh-CN" w:bidi="ar"/>
+        </w:rPr>
+      </w:pPr>
+    </w:p>
+    <w:p>
+      <w:pPr>
+        <w:keepNext w:val="0"/>
+        <w:keepLines w:val="0"/>
+        <w:pageBreakBefore w:val="0"/>
+        <w:widowControl/>
+        <w:suppressLineNumbers w:val="0"/>
+        <w:pBdr>
+          <w:top w:val="none" w:color="auto" w:sz="0" w:space="0"/>
+          <w:left w:val="none" w:color="auto" w:sz="0" w:space="0"/>
+          <w:bottom w:val="none" w:color="auto" w:sz="0" w:space="0"/>
+          <w:right w:val="none" w:color="auto" w:sz="0" w:space="0"/>
+        </w:pBdr>
+        <w:shd w:val="clear" w:fill="FFFFFF"/>
+        <w:kinsoku/>
+        <w:wordWrap/>
+        <w:overflowPunct/>
+        <w:topLinePunct w:val="0"/>
+        <w:autoSpaceDE/>
+        <w:autoSpaceDN/>
+        <w:bidi w:val="0"/>
+        <w:adjustRightInd/>
+        <w:snapToGrid/>
+        <w:spacing w:before="0" w:beforeAutospacing="0" w:after="0" w:afterAutospacing="0" w:line="26" w:lineRule="atLeast"/>
+        <w:ind w:left="0" w:right="0" w:firstLine="0"/>
+        <w:jc w:val="left"/>
+        <w:textAlignment w:val="auto"/>
+        <w:rPr>
+          <w:rFonts w:hint="default" w:eastAsia="ff1" w:cs="Times New Roman"/>
+          <w:b/>
+          <w:bCs/>
+          <w:i w:val="0"/>
+          <w:iCs w:val="0"/>
+          <w:caps w:val="0"/>
+          <w:color w:val="000000"/>
+          <w:spacing w:val="0"/>
+          <w:kern w:val="0"/>
+          <w:sz w:val="28"/>
+          <w:szCs w:val="28"/>
+          <w:shd w:val="clear" w:fill="FFFFFF"/>
+          <w:lang w:val="en-US" w:eastAsia="zh-CN" w:bidi="ar"/>
+        </w:rPr>
+      </w:pPr>
+      <w:r>
+        <w:rPr>
+          <w:rFonts w:hint="default" w:eastAsia="ff1" w:cs="Times New Roman"/>
+          <w:b/>
+          <w:bCs/>
+          <w:i w:val="0"/>
+          <w:iCs w:val="0"/>
+          <w:caps w:val="0"/>
+          <w:color w:val="000000"/>
+          <w:spacing w:val="0"/>
+          <w:kern w:val="0"/>
+          <w:sz w:val="28"/>
+          <w:szCs w:val="28"/>
+          <w:shd w:val="clear" w:fill="FFFFFF"/>
+          <w:lang w:val="en-US" w:eastAsia="zh-CN" w:bidi="ar"/>
+        </w:rPr>
+        <w:t xml:space="preserve">* Chức năng </w:t>
+      </w:r>
+      <w:r>
+        <w:rPr>
+          <w:rFonts w:hint="default" w:eastAsia="ff1" w:cs="Times New Roman"/>
+          <w:b/>
+          <w:bCs/>
+          <w:i w:val="0"/>
+          <w:iCs w:val="0"/>
+          <w:caps w:val="0"/>
+          <w:color w:val="000000"/>
+          <w:spacing w:val="0"/>
+          <w:kern w:val="0"/>
+          <w:sz w:val="28"/>
+          <w:szCs w:val="28"/>
+          <w:shd w:val="clear" w:fill="FFFFFF"/>
+          <w:lang w:val="vi-VN" w:eastAsia="zh-CN" w:bidi="ar"/>
+        </w:rPr>
+        <w:t>đánh bài</w:t>
+      </w:r>
+      <w:r>
+        <w:rPr>
+          <w:rFonts w:hint="default" w:eastAsia="ff1" w:cs="Times New Roman"/>
+          <w:b/>
+          <w:bCs/>
+          <w:i w:val="0"/>
+          <w:iCs w:val="0"/>
+          <w:caps w:val="0"/>
+          <w:color w:val="000000"/>
+          <w:spacing w:val="0"/>
+          <w:kern w:val="0"/>
+          <w:sz w:val="28"/>
+          <w:szCs w:val="28"/>
+          <w:shd w:val="clear" w:fill="FFFFFF"/>
+          <w:lang w:val="en-US" w:eastAsia="zh-CN" w:bidi="ar"/>
+        </w:rPr>
+        <w:t xml:space="preserve"> :</w:t>
+      </w:r>
+    </w:p>
+    <w:p>
+      <w:pPr>
+        <w:keepNext w:val="0"/>
+        <w:keepLines w:val="0"/>
+        <w:pageBreakBefore w:val="0"/>
+        <w:widowControl/>
+        <w:suppressLineNumbers w:val="0"/>
+        <w:pBdr>
+          <w:top w:val="none" w:color="auto" w:sz="0" w:space="0"/>
+          <w:left w:val="none" w:color="auto" w:sz="0" w:space="0"/>
+          <w:bottom w:val="none" w:color="auto" w:sz="0" w:space="0"/>
+          <w:right w:val="none" w:color="auto" w:sz="0" w:space="0"/>
+        </w:pBdr>
+        <w:shd w:val="clear" w:fill="FFFFFF"/>
+        <w:kinsoku/>
+        <w:wordWrap/>
+        <w:overflowPunct/>
+        <w:topLinePunct w:val="0"/>
+        <w:autoSpaceDE/>
+        <w:autoSpaceDN/>
+        <w:bidi w:val="0"/>
+        <w:adjustRightInd/>
+        <w:snapToGrid/>
+        <w:spacing w:before="0" w:beforeAutospacing="0" w:after="0" w:afterAutospacing="0" w:line="26" w:lineRule="atLeast"/>
+        <w:ind w:left="0" w:right="0" w:firstLine="0"/>
+        <w:jc w:val="left"/>
+        <w:textAlignment w:val="auto"/>
+        <w:rPr>
+          <w:rFonts w:hint="default" w:eastAsia="ff1" w:cs="Times New Roman"/>
+          <w:b/>
+          <w:bCs/>
+          <w:i w:val="0"/>
+          <w:iCs w:val="0"/>
+          <w:caps w:val="0"/>
+          <w:color w:val="000000"/>
+          <w:spacing w:val="0"/>
+          <w:kern w:val="0"/>
+          <w:sz w:val="28"/>
+          <w:szCs w:val="28"/>
+          <w:shd w:val="clear" w:fill="FFFFFF"/>
+          <w:lang w:val="en-US" w:eastAsia="zh-CN" w:bidi="ar"/>
+        </w:rPr>
+      </w:pPr>
+    </w:p>
+    <w:p>
+      <w:pPr>
+        <w:keepNext w:val="0"/>
+        <w:keepLines w:val="0"/>
+        <w:pageBreakBefore w:val="0"/>
+        <w:widowControl/>
+        <w:suppressLineNumbers w:val="0"/>
+        <w:pBdr>
+          <w:top w:val="none" w:color="auto" w:sz="0" w:space="0"/>
+          <w:left w:val="none" w:color="auto" w:sz="0" w:space="0"/>
+          <w:bottom w:val="none" w:color="auto" w:sz="0" w:space="0"/>
+          <w:right w:val="none" w:color="auto" w:sz="0" w:space="0"/>
+        </w:pBdr>
+        <w:shd w:val="clear" w:fill="FFFFFF"/>
+        <w:kinsoku/>
+        <w:wordWrap/>
+        <w:overflowPunct/>
+        <w:topLinePunct w:val="0"/>
+        <w:autoSpaceDE/>
+        <w:autoSpaceDN/>
+        <w:bidi w:val="0"/>
+        <w:adjustRightInd/>
+        <w:snapToGrid/>
+        <w:spacing w:before="0" w:beforeAutospacing="0" w:after="0" w:afterAutospacing="0" w:line="26" w:lineRule="atLeast"/>
+        <w:ind w:left="0" w:right="0" w:firstLine="0"/>
+        <w:jc w:val="left"/>
+        <w:textAlignment w:val="auto"/>
+        <w:rPr>
+          <w:rFonts w:hint="default" w:eastAsia="ff1" w:cs="Times New Roman"/>
+          <w:b w:val="0"/>
+          <w:bCs w:val="0"/>
+          <w:i w:val="0"/>
+          <w:iCs w:val="0"/>
+          <w:caps w:val="0"/>
+          <w:color w:val="000000"/>
+          <w:spacing w:val="0"/>
+          <w:kern w:val="0"/>
+          <w:sz w:val="28"/>
+          <w:szCs w:val="28"/>
+          <w:shd w:val="clear" w:fill="FFFFFF"/>
+          <w:lang w:val="vi-VN" w:eastAsia="zh-CN" w:bidi="ar"/>
+        </w:rPr>
+      </w:pPr>
+      <w:r>
+        <w:rPr>
+          <w:rFonts w:hint="default" w:eastAsia="ff1" w:cs="Times New Roman"/>
+          <w:b w:val="0"/>
+          <w:bCs w:val="0"/>
+          <w:i w:val="0"/>
+          <w:iCs w:val="0"/>
+          <w:caps w:val="0"/>
+          <w:color w:val="000000"/>
+          <w:spacing w:val="0"/>
+          <w:kern w:val="0"/>
+          <w:sz w:val="28"/>
+          <w:szCs w:val="28"/>
+          <w:shd w:val="clear" w:fill="FFFFFF"/>
+          <w:lang w:val="en-US" w:eastAsia="zh-CN" w:bidi="ar"/>
+        </w:rPr>
+        <w:t>- Khi người dùng nhấp</w:t>
+      </w:r>
+      <w:r>
+        <w:rPr>
+          <w:rFonts w:hint="default" w:eastAsia="ff1" w:cs="Times New Roman"/>
+          <w:b w:val="0"/>
+          <w:bCs w:val="0"/>
+          <w:i w:val="0"/>
+          <w:iCs w:val="0"/>
+          <w:caps w:val="0"/>
+          <w:color w:val="000000"/>
+          <w:spacing w:val="0"/>
+          <w:kern w:val="0"/>
+          <w:sz w:val="28"/>
+          <w:szCs w:val="28"/>
+          <w:shd w:val="clear" w:fill="FFFFFF"/>
+          <w:lang w:val="vi-VN" w:eastAsia="zh-CN" w:bidi="ar"/>
+        </w:rPr>
+        <w:t xml:space="preserve"> chọn các quân bài sau đó click nút đánh thì client sẽ kiểm tra tính hợp lệ sau đó nó sẽ gửi các quân bài đó lên server và server sẽ gửi các quân bài đó đến các client trong phòng </w:t>
+      </w:r>
+    </w:p>
+    <w:p>
+      <w:pPr>
+        <w:keepNext w:val="0"/>
+        <w:keepLines w:val="0"/>
+        <w:pageBreakBefore w:val="0"/>
+        <w:widowControl/>
+        <w:suppressLineNumbers w:val="0"/>
+        <w:pBdr>
+          <w:top w:val="none" w:color="auto" w:sz="0" w:space="0"/>
+          <w:left w:val="none" w:color="auto" w:sz="0" w:space="0"/>
+          <w:bottom w:val="none" w:color="auto" w:sz="0" w:space="0"/>
+          <w:right w:val="none" w:color="auto" w:sz="0" w:space="0"/>
+        </w:pBdr>
+        <w:shd w:val="clear" w:fill="FFFFFF"/>
+        <w:kinsoku/>
+        <w:wordWrap/>
+        <w:overflowPunct/>
+        <w:topLinePunct w:val="0"/>
+        <w:autoSpaceDE/>
+        <w:autoSpaceDN/>
+        <w:bidi w:val="0"/>
+        <w:adjustRightInd/>
+        <w:snapToGrid/>
+        <w:spacing w:before="0" w:beforeAutospacing="0" w:after="0" w:afterAutospacing="0" w:line="26" w:lineRule="atLeast"/>
+        <w:ind w:left="0" w:right="0" w:firstLine="0"/>
+        <w:jc w:val="left"/>
+        <w:textAlignment w:val="auto"/>
+        <w:rPr>
+          <w:rFonts w:hint="default" w:eastAsia="ff1" w:cs="Times New Roman"/>
+          <w:b w:val="0"/>
+          <w:bCs w:val="0"/>
+          <w:i w:val="0"/>
+          <w:iCs w:val="0"/>
+          <w:caps w:val="0"/>
+          <w:color w:val="000000"/>
+          <w:spacing w:val="0"/>
+          <w:kern w:val="0"/>
+          <w:sz w:val="28"/>
+          <w:szCs w:val="28"/>
+          <w:shd w:val="clear" w:fill="FFFFFF"/>
+          <w:lang w:val="vi-VN" w:eastAsia="zh-CN" w:bidi="ar"/>
+        </w:rPr>
+      </w:pPr>
+    </w:p>
+    <w:p>
+      <w:pPr>
+        <w:keepNext w:val="0"/>
+        <w:keepLines w:val="0"/>
+        <w:pageBreakBefore w:val="0"/>
+        <w:widowControl/>
+        <w:suppressLineNumbers w:val="0"/>
+        <w:pBdr>
+          <w:top w:val="none" w:color="auto" w:sz="0" w:space="0"/>
+          <w:left w:val="none" w:color="auto" w:sz="0" w:space="0"/>
+          <w:bottom w:val="none" w:color="auto" w:sz="0" w:space="0"/>
+          <w:right w:val="none" w:color="auto" w:sz="0" w:space="0"/>
+        </w:pBdr>
+        <w:shd w:val="clear" w:fill="FFFFFF"/>
+        <w:kinsoku/>
+        <w:wordWrap/>
+        <w:overflowPunct/>
+        <w:topLinePunct w:val="0"/>
+        <w:autoSpaceDE/>
+        <w:autoSpaceDN/>
+        <w:bidi w:val="0"/>
+        <w:adjustRightInd/>
+        <w:snapToGrid/>
+        <w:spacing w:before="0" w:beforeAutospacing="0" w:after="0" w:afterAutospacing="0" w:line="26" w:lineRule="atLeast"/>
+        <w:ind w:left="0" w:right="0" w:firstLine="0"/>
+        <w:jc w:val="left"/>
+        <w:textAlignment w:val="auto"/>
+        <w:rPr>
+          <w:rFonts w:hint="default" w:eastAsia="ff1" w:cs="Times New Roman"/>
+          <w:b/>
+          <w:bCs/>
+          <w:i w:val="0"/>
+          <w:iCs w:val="0"/>
+          <w:caps w:val="0"/>
+          <w:color w:val="000000"/>
+          <w:spacing w:val="0"/>
+          <w:kern w:val="0"/>
+          <w:sz w:val="28"/>
+          <w:szCs w:val="28"/>
+          <w:shd w:val="clear" w:fill="FFFFFF"/>
+          <w:lang w:val="en-US" w:eastAsia="zh-CN" w:bidi="ar"/>
+        </w:rPr>
+      </w:pPr>
+      <w:r>
+        <w:rPr>
+          <w:rFonts w:hint="default" w:eastAsia="ff1" w:cs="Times New Roman"/>
+          <w:b/>
+          <w:bCs/>
+          <w:i w:val="0"/>
+          <w:iCs w:val="0"/>
+          <w:caps w:val="0"/>
+          <w:color w:val="000000"/>
+          <w:spacing w:val="0"/>
+          <w:kern w:val="0"/>
+          <w:sz w:val="28"/>
+          <w:szCs w:val="28"/>
+          <w:shd w:val="clear" w:fill="FFFFFF"/>
+          <w:lang w:val="en-US" w:eastAsia="zh-CN" w:bidi="ar"/>
+        </w:rPr>
+        <w:t xml:space="preserve">* Chức năng </w:t>
+      </w:r>
+      <w:r>
+        <w:rPr>
+          <w:rFonts w:hint="default" w:eastAsia="ff1" w:cs="Times New Roman"/>
+          <w:b/>
+          <w:bCs/>
+          <w:i w:val="0"/>
+          <w:iCs w:val="0"/>
+          <w:caps w:val="0"/>
+          <w:color w:val="000000"/>
+          <w:spacing w:val="0"/>
+          <w:kern w:val="0"/>
+          <w:sz w:val="28"/>
+          <w:szCs w:val="28"/>
+          <w:shd w:val="clear" w:fill="FFFFFF"/>
+          <w:lang w:val="vi-VN" w:eastAsia="zh-CN" w:bidi="ar"/>
+        </w:rPr>
+        <w:t>bỏ lượt</w:t>
+      </w:r>
+      <w:r>
+        <w:rPr>
+          <w:rFonts w:hint="default" w:eastAsia="ff1" w:cs="Times New Roman"/>
+          <w:b/>
+          <w:bCs/>
+          <w:i w:val="0"/>
+          <w:iCs w:val="0"/>
+          <w:caps w:val="0"/>
+          <w:color w:val="000000"/>
+          <w:spacing w:val="0"/>
+          <w:kern w:val="0"/>
+          <w:sz w:val="28"/>
+          <w:szCs w:val="28"/>
+          <w:shd w:val="clear" w:fill="FFFFFF"/>
+          <w:lang w:val="en-US" w:eastAsia="zh-CN" w:bidi="ar"/>
+        </w:rPr>
+        <w:t xml:space="preserve"> :</w:t>
+      </w:r>
+    </w:p>
+    <w:p>
+      <w:pPr>
+        <w:keepNext w:val="0"/>
+        <w:keepLines w:val="0"/>
+        <w:pageBreakBefore w:val="0"/>
+        <w:widowControl/>
+        <w:suppressLineNumbers w:val="0"/>
+        <w:pBdr>
+          <w:top w:val="none" w:color="auto" w:sz="0" w:space="0"/>
+          <w:left w:val="none" w:color="auto" w:sz="0" w:space="0"/>
+          <w:bottom w:val="none" w:color="auto" w:sz="0" w:space="0"/>
+          <w:right w:val="none" w:color="auto" w:sz="0" w:space="0"/>
+        </w:pBdr>
+        <w:shd w:val="clear" w:fill="FFFFFF"/>
+        <w:kinsoku/>
+        <w:wordWrap/>
+        <w:overflowPunct/>
+        <w:topLinePunct w:val="0"/>
+        <w:autoSpaceDE/>
+        <w:autoSpaceDN/>
+        <w:bidi w:val="0"/>
+        <w:adjustRightInd/>
+        <w:snapToGrid/>
+        <w:spacing w:before="0" w:beforeAutospacing="0" w:after="0" w:afterAutospacing="0" w:line="26" w:lineRule="atLeast"/>
+        <w:ind w:left="0" w:right="0" w:firstLine="0"/>
+        <w:jc w:val="left"/>
+        <w:textAlignment w:val="auto"/>
+        <w:rPr>
+          <w:rFonts w:hint="default" w:eastAsia="ff1" w:cs="Times New Roman"/>
+          <w:b/>
+          <w:bCs/>
+          <w:i w:val="0"/>
+          <w:iCs w:val="0"/>
+          <w:caps w:val="0"/>
+          <w:color w:val="000000"/>
+          <w:spacing w:val="0"/>
+          <w:kern w:val="0"/>
+          <w:sz w:val="28"/>
+          <w:szCs w:val="28"/>
+          <w:shd w:val="clear" w:fill="FFFFFF"/>
+          <w:lang w:val="en-US" w:eastAsia="zh-CN" w:bidi="ar"/>
+        </w:rPr>
+      </w:pPr>
+    </w:p>
+    <w:p>
+      <w:pPr>
+        <w:keepNext w:val="0"/>
+        <w:keepLines w:val="0"/>
+        <w:pageBreakBefore w:val="0"/>
+        <w:widowControl/>
+        <w:suppressLineNumbers w:val="0"/>
+        <w:pBdr>
+          <w:top w:val="none" w:color="auto" w:sz="0" w:space="0"/>
+          <w:left w:val="none" w:color="auto" w:sz="0" w:space="0"/>
+          <w:bottom w:val="none" w:color="auto" w:sz="0" w:space="0"/>
+          <w:right w:val="none" w:color="auto" w:sz="0" w:space="0"/>
+        </w:pBdr>
+        <w:shd w:val="clear" w:fill="FFFFFF"/>
+        <w:kinsoku/>
+        <w:wordWrap/>
+        <w:overflowPunct/>
+        <w:topLinePunct w:val="0"/>
+        <w:autoSpaceDE/>
+        <w:autoSpaceDN/>
+        <w:bidi w:val="0"/>
+        <w:adjustRightInd/>
+        <w:snapToGrid/>
+        <w:spacing w:before="0" w:beforeAutospacing="0" w:after="0" w:afterAutospacing="0" w:line="26" w:lineRule="atLeast"/>
+        <w:ind w:left="0" w:right="0" w:firstLine="0"/>
+        <w:jc w:val="left"/>
+        <w:textAlignment w:val="auto"/>
+        <w:rPr>
+          <w:rFonts w:hint="default" w:eastAsia="ff1" w:cs="Times New Roman"/>
+          <w:b w:val="0"/>
+          <w:bCs w:val="0"/>
+          <w:i w:val="0"/>
+          <w:iCs w:val="0"/>
+          <w:caps w:val="0"/>
+          <w:color w:val="000000"/>
+          <w:spacing w:val="0"/>
+          <w:kern w:val="0"/>
+          <w:sz w:val="28"/>
+          <w:szCs w:val="28"/>
+          <w:shd w:val="clear" w:fill="FFFFFF"/>
+          <w:lang w:val="vi-VN" w:eastAsia="zh-CN" w:bidi="ar"/>
+        </w:rPr>
+      </w:pPr>
+      <w:r>
+        <w:rPr>
+          <w:rFonts w:hint="default" w:eastAsia="ff1" w:cs="Times New Roman"/>
+          <w:b w:val="0"/>
+          <w:bCs w:val="0"/>
+          <w:i w:val="0"/>
+          <w:iCs w:val="0"/>
+          <w:caps w:val="0"/>
+          <w:color w:val="000000"/>
+          <w:spacing w:val="0"/>
+          <w:kern w:val="0"/>
+          <w:sz w:val="28"/>
+          <w:szCs w:val="28"/>
+          <w:shd w:val="clear" w:fill="FFFFFF"/>
+          <w:lang w:val="en-US" w:eastAsia="zh-CN" w:bidi="ar"/>
+        </w:rPr>
+        <w:t xml:space="preserve">- Khi người dùng </w:t>
+      </w:r>
+      <w:r>
+        <w:rPr>
+          <w:rFonts w:hint="default" w:eastAsia="ff1" w:cs="Times New Roman"/>
+          <w:b w:val="0"/>
+          <w:bCs w:val="0"/>
+          <w:i w:val="0"/>
+          <w:iCs w:val="0"/>
+          <w:caps w:val="0"/>
+          <w:color w:val="000000"/>
+          <w:spacing w:val="0"/>
+          <w:kern w:val="0"/>
+          <w:sz w:val="28"/>
+          <w:szCs w:val="28"/>
+          <w:shd w:val="clear" w:fill="FFFFFF"/>
+          <w:lang w:val="vi-VN" w:eastAsia="zh-CN" w:bidi="ar"/>
+        </w:rPr>
+        <w:t>click bỏ lượt thì vòng đánh đó client đó không được tham gia vào để đánh các quân bài</w:t>
+      </w:r>
+    </w:p>
+    <w:p>
+      <w:pPr>
+        <w:keepNext w:val="0"/>
+        <w:keepLines w:val="0"/>
+        <w:pageBreakBefore w:val="0"/>
+        <w:widowControl/>
+        <w:suppressLineNumbers w:val="0"/>
+        <w:pBdr>
+          <w:top w:val="none" w:color="auto" w:sz="0" w:space="0"/>
+          <w:left w:val="none" w:color="auto" w:sz="0" w:space="0"/>
+          <w:bottom w:val="none" w:color="auto" w:sz="0" w:space="0"/>
+          <w:right w:val="none" w:color="auto" w:sz="0" w:space="0"/>
+        </w:pBdr>
+        <w:shd w:val="clear" w:fill="FFFFFF"/>
+        <w:kinsoku/>
+        <w:wordWrap/>
+        <w:overflowPunct/>
+        <w:topLinePunct w:val="0"/>
+        <w:autoSpaceDE/>
+        <w:autoSpaceDN/>
+        <w:bidi w:val="0"/>
+        <w:adjustRightInd/>
+        <w:snapToGrid/>
+        <w:spacing w:before="0" w:beforeAutospacing="0" w:after="0" w:afterAutospacing="0" w:line="26" w:lineRule="atLeast"/>
+        <w:ind w:left="0" w:right="0" w:firstLine="0"/>
+        <w:jc w:val="left"/>
+        <w:textAlignment w:val="auto"/>
+        <w:rPr>
+          <w:rFonts w:hint="default" w:eastAsia="ff1" w:cs="Times New Roman"/>
+          <w:b w:val="0"/>
+          <w:bCs w:val="0"/>
+          <w:i w:val="0"/>
+          <w:iCs w:val="0"/>
+          <w:caps w:val="0"/>
+          <w:color w:val="000000"/>
+          <w:spacing w:val="0"/>
+          <w:kern w:val="0"/>
+          <w:sz w:val="28"/>
+          <w:szCs w:val="28"/>
+          <w:shd w:val="clear" w:fill="FFFFFF"/>
+          <w:lang w:val="en-US" w:eastAsia="zh-CN" w:bidi="ar"/>
+        </w:rPr>
+      </w:pPr>
+    </w:p>
+    <w:p>
+      <w:pPr>
+        <w:keepNext w:val="0"/>
+        <w:keepLines w:val="0"/>
+        <w:pageBreakBefore w:val="0"/>
+        <w:widowControl/>
+        <w:suppressLineNumbers w:val="0"/>
+        <w:pBdr>
+          <w:top w:val="none" w:color="auto" w:sz="0" w:space="0"/>
+          <w:left w:val="none" w:color="auto" w:sz="0" w:space="0"/>
+          <w:bottom w:val="none" w:color="auto" w:sz="0" w:space="0"/>
+          <w:right w:val="none" w:color="auto" w:sz="0" w:space="0"/>
+        </w:pBdr>
+        <w:shd w:val="clear" w:fill="FFFFFF"/>
+        <w:kinsoku/>
+        <w:wordWrap/>
+        <w:overflowPunct/>
+        <w:topLinePunct w:val="0"/>
+        <w:autoSpaceDE/>
+        <w:autoSpaceDN/>
+        <w:bidi w:val="0"/>
+        <w:adjustRightInd/>
+        <w:snapToGrid/>
+        <w:spacing w:before="0" w:beforeAutospacing="0" w:after="0" w:afterAutospacing="0" w:line="26" w:lineRule="atLeast"/>
+        <w:ind w:left="0" w:right="0" w:firstLine="0"/>
+        <w:jc w:val="left"/>
+        <w:textAlignment w:val="auto"/>
+        <w:rPr>
+          <w:rFonts w:hint="default" w:eastAsia="ff1" w:cs="Times New Roman"/>
+          <w:b/>
+          <w:bCs/>
+          <w:i w:val="0"/>
+          <w:iCs w:val="0"/>
+          <w:caps w:val="0"/>
+          <w:color w:val="000000"/>
+          <w:spacing w:val="0"/>
+          <w:kern w:val="0"/>
+          <w:sz w:val="28"/>
+          <w:szCs w:val="28"/>
+          <w:shd w:val="clear" w:fill="FFFFFF"/>
+          <w:lang w:val="en-US" w:eastAsia="zh-CN" w:bidi="ar"/>
+        </w:rPr>
+      </w:pPr>
+      <w:r>
+        <w:rPr>
+          <w:rFonts w:hint="default" w:eastAsia="ff1" w:cs="Times New Roman"/>
+          <w:b/>
+          <w:bCs/>
+          <w:i w:val="0"/>
+          <w:iCs w:val="0"/>
+          <w:caps w:val="0"/>
+          <w:color w:val="000000"/>
+          <w:spacing w:val="0"/>
+          <w:kern w:val="0"/>
+          <w:sz w:val="28"/>
+          <w:szCs w:val="28"/>
+          <w:shd w:val="clear" w:fill="FFFFFF"/>
+          <w:lang w:val="en-US" w:eastAsia="zh-CN" w:bidi="ar"/>
+        </w:rPr>
+        <w:t xml:space="preserve">* Chức năng </w:t>
+      </w:r>
+      <w:r>
+        <w:rPr>
+          <w:rFonts w:hint="default" w:eastAsia="ff1" w:cs="Times New Roman"/>
+          <w:b/>
+          <w:bCs/>
+          <w:i w:val="0"/>
+          <w:iCs w:val="0"/>
+          <w:caps w:val="0"/>
+          <w:color w:val="000000"/>
+          <w:spacing w:val="0"/>
+          <w:kern w:val="0"/>
+          <w:sz w:val="28"/>
+          <w:szCs w:val="28"/>
+          <w:shd w:val="clear" w:fill="FFFFFF"/>
+          <w:lang w:val="vi-VN" w:eastAsia="zh-CN" w:bidi="ar"/>
+        </w:rPr>
+        <w:t>thoát phòng</w:t>
+      </w:r>
+      <w:r>
+        <w:rPr>
+          <w:rFonts w:hint="default" w:eastAsia="ff1" w:cs="Times New Roman"/>
+          <w:b/>
+          <w:bCs/>
+          <w:i w:val="0"/>
+          <w:iCs w:val="0"/>
+          <w:caps w:val="0"/>
+          <w:color w:val="000000"/>
+          <w:spacing w:val="0"/>
+          <w:kern w:val="0"/>
+          <w:sz w:val="28"/>
+          <w:szCs w:val="28"/>
+          <w:shd w:val="clear" w:fill="FFFFFF"/>
+          <w:lang w:val="en-US" w:eastAsia="zh-CN" w:bidi="ar"/>
+        </w:rPr>
+        <w:t xml:space="preserve"> :</w:t>
+      </w:r>
+    </w:p>
+    <w:p>
+      <w:pPr>
+        <w:keepNext w:val="0"/>
+        <w:keepLines w:val="0"/>
+        <w:pageBreakBefore w:val="0"/>
+        <w:widowControl/>
+        <w:suppressLineNumbers w:val="0"/>
+        <w:pBdr>
+          <w:top w:val="none" w:color="auto" w:sz="0" w:space="0"/>
+          <w:left w:val="none" w:color="auto" w:sz="0" w:space="0"/>
+          <w:bottom w:val="none" w:color="auto" w:sz="0" w:space="0"/>
+          <w:right w:val="none" w:color="auto" w:sz="0" w:space="0"/>
+        </w:pBdr>
+        <w:shd w:val="clear" w:fill="FFFFFF"/>
+        <w:kinsoku/>
+        <w:wordWrap/>
+        <w:overflowPunct/>
+        <w:topLinePunct w:val="0"/>
+        <w:autoSpaceDE/>
+        <w:autoSpaceDN/>
+        <w:bidi w:val="0"/>
+        <w:adjustRightInd/>
+        <w:snapToGrid/>
+        <w:spacing w:before="0" w:beforeAutospacing="0" w:after="0" w:afterAutospacing="0" w:line="26" w:lineRule="atLeast"/>
+        <w:ind w:left="0" w:right="0" w:firstLine="0"/>
+        <w:jc w:val="left"/>
+        <w:textAlignment w:val="auto"/>
+        <w:rPr>
+          <w:rFonts w:hint="default" w:eastAsia="ff1" w:cs="Times New Roman"/>
+          <w:b/>
+          <w:bCs/>
+          <w:i w:val="0"/>
+          <w:iCs w:val="0"/>
+          <w:caps w:val="0"/>
+          <w:color w:val="000000"/>
+          <w:spacing w:val="0"/>
+          <w:kern w:val="0"/>
+          <w:sz w:val="28"/>
+          <w:szCs w:val="28"/>
+          <w:shd w:val="clear" w:fill="FFFFFF"/>
+          <w:lang w:val="en-US" w:eastAsia="zh-CN" w:bidi="ar"/>
+        </w:rPr>
+      </w:pPr>
+    </w:p>
+    <w:p>
+      <w:pPr>
+        <w:keepNext w:val="0"/>
+        <w:keepLines w:val="0"/>
+        <w:pageBreakBefore w:val="0"/>
+        <w:widowControl/>
+        <w:suppressLineNumbers w:val="0"/>
+        <w:pBdr>
+          <w:top w:val="none" w:color="auto" w:sz="0" w:space="0"/>
+          <w:left w:val="none" w:color="auto" w:sz="0" w:space="0"/>
+          <w:bottom w:val="none" w:color="auto" w:sz="0" w:space="0"/>
+          <w:right w:val="none" w:color="auto" w:sz="0" w:space="0"/>
+        </w:pBdr>
+        <w:shd w:val="clear" w:fill="FFFFFF"/>
+        <w:kinsoku/>
+        <w:wordWrap/>
+        <w:overflowPunct/>
+        <w:topLinePunct w:val="0"/>
+        <w:autoSpaceDE/>
+        <w:autoSpaceDN/>
+        <w:bidi w:val="0"/>
+        <w:adjustRightInd/>
+        <w:snapToGrid/>
+        <w:spacing w:before="0" w:beforeAutospacing="0" w:after="0" w:afterAutospacing="0" w:line="26" w:lineRule="atLeast"/>
+        <w:ind w:left="0" w:right="0" w:firstLine="0"/>
+        <w:jc w:val="left"/>
+        <w:textAlignment w:val="auto"/>
+        <w:rPr>
+          <w:rFonts w:hint="default" w:eastAsia="ff1" w:cs="Times New Roman"/>
+          <w:b w:val="0"/>
+          <w:bCs w:val="0"/>
+          <w:i w:val="0"/>
+          <w:iCs w:val="0"/>
+          <w:caps w:val="0"/>
+          <w:color w:val="000000"/>
+          <w:spacing w:val="0"/>
+          <w:kern w:val="0"/>
+          <w:sz w:val="28"/>
+          <w:szCs w:val="28"/>
+          <w:shd w:val="clear" w:fill="FFFFFF"/>
+          <w:lang w:val="vi-VN" w:eastAsia="zh-CN" w:bidi="ar"/>
+        </w:rPr>
+      </w:pPr>
+      <w:r>
+        <w:rPr>
+          <w:rFonts w:hint="default" w:eastAsia="ff1" w:cs="Times New Roman"/>
+          <w:b w:val="0"/>
+          <w:bCs w:val="0"/>
+          <w:i w:val="0"/>
+          <w:iCs w:val="0"/>
+          <w:caps w:val="0"/>
+          <w:color w:val="000000"/>
+          <w:spacing w:val="0"/>
+          <w:kern w:val="0"/>
+          <w:sz w:val="28"/>
+          <w:szCs w:val="28"/>
+          <w:shd w:val="clear" w:fill="FFFFFF"/>
+          <w:lang w:val="en-US" w:eastAsia="zh-CN" w:bidi="ar"/>
+        </w:rPr>
+        <w:t>- Khi người d</w:t>
+      </w:r>
+      <w:bookmarkStart w:id="38" w:name="_GoBack"/>
+      <w:bookmarkEnd w:id="38"/>
+      <w:r>
+        <w:rPr>
+          <w:rFonts w:hint="default" w:eastAsia="ff1" w:cs="Times New Roman"/>
+          <w:b w:val="0"/>
+          <w:bCs w:val="0"/>
+          <w:i w:val="0"/>
+          <w:iCs w:val="0"/>
+          <w:caps w:val="0"/>
+          <w:color w:val="000000"/>
+          <w:spacing w:val="0"/>
+          <w:kern w:val="0"/>
+          <w:sz w:val="28"/>
+          <w:szCs w:val="28"/>
+          <w:shd w:val="clear" w:fill="FFFFFF"/>
+          <w:lang w:val="en-US" w:eastAsia="zh-CN" w:bidi="ar"/>
+        </w:rPr>
+        <w:t xml:space="preserve">ùng </w:t>
+      </w:r>
+      <w:r>
+        <w:rPr>
+          <w:rFonts w:hint="default" w:eastAsia="ff1" w:cs="Times New Roman"/>
+          <w:b w:val="0"/>
+          <w:bCs w:val="0"/>
+          <w:i w:val="0"/>
+          <w:iCs w:val="0"/>
+          <w:caps w:val="0"/>
+          <w:color w:val="000000"/>
+          <w:spacing w:val="0"/>
+          <w:kern w:val="0"/>
+          <w:sz w:val="28"/>
+          <w:szCs w:val="28"/>
+          <w:shd w:val="clear" w:fill="FFFFFF"/>
+          <w:lang w:val="vi-VN" w:eastAsia="zh-CN" w:bidi="ar"/>
+        </w:rPr>
+        <w:t xml:space="preserve">click thoát thì người dùng đó sẽ được xóa ra khỏi phòng và cập nhật lại giao diện cho các người chơi còn lại ở trong phòng. </w:t>
+      </w:r>
+      <w:r>
+        <w:rPr>
+          <w:rFonts w:hint="default" w:eastAsia="ff1" w:cs="Times New Roman"/>
+          <w:b w:val="0"/>
+          <w:bCs w:val="0"/>
+          <w:i w:val="0"/>
+          <w:iCs w:val="0"/>
+          <w:color w:val="000000"/>
+          <w:spacing w:val="0"/>
+          <w:kern w:val="0"/>
+          <w:sz w:val="28"/>
+          <w:szCs w:val="28"/>
+          <w:shd w:val="clear" w:fill="FFFFFF"/>
+          <w:lang w:val="vi-VN" w:eastAsia="zh-CN" w:bidi="ar"/>
+        </w:rPr>
+        <w:t>T</w:t>
+      </w:r>
+      <w:r>
+        <w:rPr>
+          <w:rFonts w:hint="default" w:eastAsia="ff1" w:cs="Times New Roman"/>
+          <w:b w:val="0"/>
+          <w:bCs w:val="0"/>
+          <w:i w:val="0"/>
+          <w:iCs w:val="0"/>
+          <w:caps w:val="0"/>
+          <w:color w:val="000000"/>
+          <w:spacing w:val="0"/>
+          <w:kern w:val="0"/>
+          <w:sz w:val="28"/>
+          <w:szCs w:val="28"/>
+          <w:shd w:val="clear" w:fill="FFFFFF"/>
+          <w:lang w:val="vi-VN" w:eastAsia="zh-CN" w:bidi="ar"/>
+        </w:rPr>
+        <w:t>rường hợp trong phòng chỉ có người đó thì phòng đó sẽ được xóa</w:t>
       </w:r>
     </w:p>
     <w:p>
@@ -31383,8 +32440,6 @@
         </w:rPr>
       </w:pPr>
       <w:bookmarkStart w:id="27" w:name="_Toc4130"/>
-      <w:bookmarkStart w:id="38" w:name="_GoBack"/>
-      <w:bookmarkEnd w:id="38"/>
       <w:r>
         <w:rPr>
           <w:rFonts w:hint="default"/>
@@ -35258,7 +36313,7 @@
     <w:lsdException w:unhideWhenUsed="0" w:uiPriority="0" w:semiHidden="0" w:name="HTML Sample"/>
     <w:lsdException w:unhideWhenUsed="0" w:uiPriority="0" w:semiHidden="0" w:name="HTML Typewriter"/>
     <w:lsdException w:unhideWhenUsed="0" w:uiPriority="0" w:semiHidden="0" w:name="HTML Variable"/>
-    <w:lsdException w:unhideWhenUsed="0" w:uiPriority="0" w:name="Normal Table"/>
+    <w:lsdException w:qFormat="1" w:unhideWhenUsed="0" w:uiPriority="0" w:name="Normal Table"/>
     <w:lsdException w:unhideWhenUsed="0" w:uiPriority="0" w:semiHidden="0" w:name="annotation subject"/>
     <w:lsdException w:unhideWhenUsed="0" w:uiPriority="0" w:semiHidden="0" w:name="Table Simple 1"/>
     <w:lsdException w:unhideWhenUsed="0" w:uiPriority="0" w:semiHidden="0" w:name="Table Simple 2"/>
@@ -35447,6 +36502,7 @@
   <w:style w:type="table" w:default="1" w:styleId="4">
     <w:name w:val="Normal Table"/>
     <w:semiHidden/>
+    <w:qFormat/>
     <w:uiPriority w:val="0"/>
     <w:tblPr>
       <w:tblCellMar>
@@ -35568,6 +36624,7 @@
   </w:style>
   <w:style w:type="paragraph" w:customStyle="1" w:styleId="13">
     <w:name w:val="WPSOffice手动目录 3"/>
+    <w:qFormat/>
     <w:uiPriority w:val="0"/>
     <w:pPr>
       <w:ind w:leftChars="400"/>
